--- a/lab_suite/labs/01_01_BeerCoasterTelegraph/submissions/answers.docx
+++ b/lab_suite/labs/01_01_BeerCoasterTelegraph/submissions/answers.docx
@@ -8,10 +8,22 @@
           <w:sz w:val="32"/>
           <w:szCs w:val="24"/>
         </w:rPr>
-        <w:t>Das Bierdeckel-Quiz</w:t>
-      </w:r>
-      <w:r>
-        <w:t xml:space="preserve">  - wir bauen einen Telegrafen mit Bierdeckeln!</w:t>
+        <w:t>Das Bierdeckel-</w:t>
+      </w:r>
+      <w:proofErr w:type="gramStart"/>
+      <w:r>
+        <w:rPr>
+          <w:sz w:val="32"/>
+          <w:szCs w:val="24"/>
+        </w:rPr>
+        <w:t>Quiz</w:t>
+      </w:r>
+      <w:r>
+        <w:t xml:space="preserve">  -</w:t>
+      </w:r>
+      <w:proofErr w:type="gramEnd"/>
+      <w:r>
+        <w:t xml:space="preserve"> wir bauen einen Telegrafen mit Bierdeckeln!</w:t>
       </w:r>
     </w:p>
     <w:p>
@@ -105,7 +117,15 @@
         <w:t>ü</w:t>
       </w:r>
       <w:r>
-        <w:t xml:space="preserve">gel einer Semaphore) und einer </w:t>
+        <w:t xml:space="preserve">gel </w:t>
+      </w:r>
+      <w:proofErr w:type="gramStart"/>
+      <w:r>
+        <w:t>einer Semaphore</w:t>
+      </w:r>
+      <w:proofErr w:type="gramEnd"/>
+      <w:r>
+        <w:t xml:space="preserve">) und einer </w:t>
       </w:r>
       <w:r>
         <w:rPr>
@@ -148,7 +168,15 @@
         <w:t>–</w:t>
       </w:r>
       <w:r>
-        <w:t xml:space="preserve"> und damit </w:t>
+        <w:t xml:space="preserve"> und </w:t>
+      </w:r>
+      <w:proofErr w:type="gramStart"/>
+      <w:r>
+        <w:t>damit</w:t>
+      </w:r>
+      <w:proofErr w:type="gramEnd"/>
+      <w:r>
+        <w:t xml:space="preserve"> </w:t>
       </w:r>
       <w:r>
         <w:rPr>
@@ -264,7 +292,7 @@
     </w:p>
     <w:p>
       <w:pPr>
-        <w:pStyle w:val="Listenabsatz"/>
+        <w:pStyle w:val="ListParagraph"/>
         <w:numPr>
           <w:ilvl w:val="0"/>
           <w:numId w:val="1"/>
@@ -277,12 +305,26 @@
         <w:rPr>
           <w:color w:val="0070C0"/>
         </w:rPr>
-        <w:t>von wie vielen Brauereien müssen wir die Bierdeckel auswählen, damit wir mit dem Bierdeckel-Telegrafen den höchsten Informationsgehalt pro Bierdeckelkombination erzielen?</w:t>
+        <w:t xml:space="preserve">von wie vielen Brauereien </w:t>
+      </w:r>
+      <w:proofErr w:type="gramStart"/>
+      <w:r>
+        <w:rPr>
+          <w:color w:val="0070C0"/>
+        </w:rPr>
+        <w:t>müssen</w:t>
+      </w:r>
+      <w:proofErr w:type="gramEnd"/>
+      <w:r>
+        <w:rPr>
+          <w:color w:val="0070C0"/>
+        </w:rPr>
+        <w:t xml:space="preserve"> wir die Bierdeckel auswählen, damit wir mit dem Bierdeckel-Telegrafen den höchsten Informationsgehalt pro Bierdeckelkombination erzielen?</w:t>
       </w:r>
     </w:p>
     <w:p>
       <w:pPr>
-        <w:pStyle w:val="Listenabsatz"/>
+        <w:pStyle w:val="ListParagraph"/>
         <w:rPr>
           <w:color w:val="0070C0"/>
         </w:rPr>
@@ -290,7 +332,7 @@
     </w:p>
     <w:p>
       <w:pPr>
-        <w:pStyle w:val="Listenabsatz"/>
+        <w:pStyle w:val="ListParagraph"/>
         <w:rPr>
           <w:color w:val="0070C0"/>
         </w:rPr>
@@ -304,7 +346,7 @@
     </w:p>
     <w:p>
       <w:pPr>
-        <w:pStyle w:val="Listenabsatz"/>
+        <w:pStyle w:val="ListParagraph"/>
         <w:rPr>
           <w:color w:val="0070C0"/>
         </w:rPr>
@@ -312,7 +354,7 @@
     </w:p>
     <w:p>
       <w:pPr>
-        <w:pStyle w:val="Listenabsatz"/>
+        <w:pStyle w:val="ListParagraph"/>
         <w:numPr>
           <w:ilvl w:val="0"/>
           <w:numId w:val="1"/>
@@ -331,7 +373,21 @@
         <w:rPr>
           <w:color w:val="0070C0"/>
         </w:rPr>
-        <w:t>stücken (bzw. die Bierdeckeln zwischen 2 Nachrichten auszutauschen)</w:t>
+        <w:t xml:space="preserve">stücken (bzw. </w:t>
+      </w:r>
+      <w:proofErr w:type="gramStart"/>
+      <w:r>
+        <w:rPr>
+          <w:color w:val="0070C0"/>
+        </w:rPr>
+        <w:t>die Bierdeckeln</w:t>
+      </w:r>
+      <w:proofErr w:type="gramEnd"/>
+      <w:r>
+        <w:rPr>
+          <w:color w:val="0070C0"/>
+        </w:rPr>
+        <w:t xml:space="preserve"> zwischen 2 Nachrichten auszutauschen)</w:t>
       </w:r>
       <w:r>
         <w:rPr>
@@ -400,21 +456,247 @@
         <w:t xml:space="preserve">Nach der Bearbeitung der Aufgabe und ggf. Überprüfung mit </w:t>
       </w:r>
       <w:r>
-        <w:rPr>
-          <w:b/>
-          <w:bCs/>
-        </w:rPr>
         <w:t>beer_coaster.py</w:t>
       </w:r>
       <w:r>
         <w:t>:</w:t>
       </w:r>
     </w:p>
-    <w:p/>
-    <w:p/>
-    <w:p/>
-    <w:p/>
-    <w:p/>
+    <w:p>
+      <w:r>
+        <w:t>Damit der Bierdeckel-Telegraf möglichst viele unterschiedliche Nachrichten übertragen kann, muss der Informationsgehalt pro Bierdeckel-Kombination maximal sein. Der Informationsgehalt hängt davon ab, wie viele verschiedene Kombinationen von Bierdeckeln möglich sind. Wenn alle Bierdeckel von derselben Brauerei stammen, gibt es nur sehr wenige unterschiedliche Kombinationen. Wenn es sehr viele verschiedene Brauereien gibt, steigt zwar die Vielfalt der Deckel, aber gleichzeitig wird die Anzahl der sinnvollen Kombinationen wieder geringer, weil jede Sorte nur selten vorkommt.</w:t>
+      </w:r>
+    </w:p>
+    <w:p>
+      <w:r>
+        <w:t>Mathematisch zeigt sich, dass der Informationsgehalt pro Bierdeckel maximal wird, wenn die Anzahl der möglichen Zustände ungefähr der Zahl e</w:t>
+      </w:r>
+      <w:r>
+        <w:t xml:space="preserve"> </w:t>
+      </w:r>
+      <w:r>
+        <w:t>≈</w:t>
+      </w:r>
+      <w:r>
+        <w:t xml:space="preserve"> </w:t>
+      </w:r>
+      <w:r>
+        <w:t>2,718 entspricht. Da wir jedoch nur ganze Zahlen an Brauereien wählen können, ist der beste praktische Wert 3 Brauereien. Mit Bierdeckeln von drei verschiedenen Brauereien lässt sich also der höchste Informationsgehalt pro Bierdeckel-Kombination erreichen.</w:t>
+      </w:r>
+    </w:p>
+    <w:p>
+      <w:pPr>
+        <w:rPr>
+          <w:b/>
+          <w:bCs/>
+        </w:rPr>
+      </w:pPr>
+      <w:r>
+        <w:rPr>
+          <w:b/>
+          <w:bCs/>
+        </w:rPr>
+        <w:t>b) Datenübertragungsgeschwindigkeit</w:t>
+      </w:r>
+    </w:p>
+    <w:p>
+      <w:r>
+        <w:t>Für jede Nachricht muss der Bierdeckel-Telegraf zuerst neu bestückt werden. Angenommen, ich benötige etwa 5 Sekunden, um die Bierdeckel zwischen zwei Nachrichten auszutauschen. Danach bleibt die neue Kombination 10 Sekunden liegen, damit sie gelesen werden kann. Damit dauert eine vollständige Übertragung</w:t>
+      </w:r>
+      <w:r>
+        <w:t xml:space="preserve"> </w:t>
+      </w:r>
+      <w:r>
+        <w:t>15 Sekunden pro Nachricht.</w:t>
+      </w:r>
+    </w:p>
+    <w:p>
+      <w:r>
+        <w:t>Bei zehn Bierdeckeln, die möglichst gleichmäßig auf drei Brauereien verteilt sind (z. B. 3, 3 und 4 Deckel), ergeben sich 4200 mögliche Kombinationen. Der Informationsgehalt einer Kombination beträgt</w:t>
+      </w:r>
+      <w:r>
+        <w:t xml:space="preserve"> </w:t>
+      </w:r>
+      <w:r>
+        <w:rPr>
+          <w:b/>
+          <w:bCs/>
+        </w:rPr>
+        <w:t>log2(</w:t>
+      </w:r>
+      <w:proofErr w:type="gramStart"/>
+      <w:r>
+        <w:rPr>
+          <w:b/>
+          <w:bCs/>
+        </w:rPr>
+        <w:t>4200)≈</w:t>
+      </w:r>
+      <w:proofErr w:type="gramEnd"/>
+      <w:r>
+        <w:rPr>
+          <w:b/>
+          <w:bCs/>
+        </w:rPr>
+        <w:t>12 </w:t>
+      </w:r>
+      <w:proofErr w:type="spellStart"/>
+      <w:r>
+        <w:rPr>
+          <w:b/>
+          <w:bCs/>
+        </w:rPr>
+        <w:t>bit</w:t>
+      </w:r>
+      <w:proofErr w:type="spellEnd"/>
+      <w:r>
+        <w:rPr>
+          <w:b/>
+          <w:bCs/>
+        </w:rPr>
+        <w:t>.</w:t>
+      </w:r>
+    </w:p>
+    <w:p>
+      <w:r>
+        <w:t>Pro Nachricht werden also ungefähr 12 bit Information übertragen.</w:t>
+      </w:r>
+    </w:p>
+    <w:p>
+      <w:r>
+        <w:t>Die Datenrate ergibt sich aus dem Informationsgehalt pro Nachricht geteilt durch die Zeit pro Nachricht:</w:t>
+      </w:r>
+    </w:p>
+    <w:p>
+      <w:pPr>
+        <w:jc w:val="center"/>
+        <w:rPr>
+          <w:b/>
+          <w:bCs/>
+          <w:lang w:val="de-DE"/>
+        </w:rPr>
+      </w:pPr>
+      <w:r>
+        <w:rPr>
+          <w:b/>
+          <w:bCs/>
+          <w:lang w:val="de-DE"/>
+        </w:rPr>
+        <w:t>R=12</w:t>
+      </w:r>
+      <w:r>
+        <w:rPr>
+          <w:b/>
+          <w:bCs/>
+          <w:lang w:val="de-DE"/>
+        </w:rPr>
+        <w:t xml:space="preserve"> </w:t>
+      </w:r>
+      <w:proofErr w:type="spellStart"/>
+      <w:r>
+        <w:rPr>
+          <w:b/>
+          <w:bCs/>
+          <w:lang w:val="de-DE"/>
+        </w:rPr>
+        <w:t>bit</w:t>
+      </w:r>
+      <w:proofErr w:type="spellEnd"/>
+      <w:r>
+        <w:rPr>
+          <w:b/>
+          <w:bCs/>
+          <w:lang w:val="de-DE"/>
+        </w:rPr>
+        <w:t xml:space="preserve"> / </w:t>
+      </w:r>
+      <w:r>
+        <w:rPr>
+          <w:b/>
+          <w:bCs/>
+          <w:lang w:val="de-DE"/>
+        </w:rPr>
+        <w:t>15</w:t>
+      </w:r>
+      <w:r>
+        <w:rPr>
+          <w:b/>
+          <w:bCs/>
+          <w:lang w:val="de-DE"/>
+        </w:rPr>
+        <w:t xml:space="preserve"> </w:t>
+      </w:r>
+      <w:r>
+        <w:rPr>
+          <w:b/>
+          <w:bCs/>
+          <w:lang w:val="de-DE"/>
+        </w:rPr>
+        <w:t>s</w:t>
+      </w:r>
+      <w:r>
+        <w:rPr>
+          <w:b/>
+          <w:bCs/>
+          <w:lang w:val="de-DE"/>
+        </w:rPr>
+        <w:t xml:space="preserve"> </w:t>
+      </w:r>
+      <w:r>
+        <w:rPr>
+          <w:b/>
+          <w:bCs/>
+          <w:lang w:val="de-DE"/>
+        </w:rPr>
+        <w:t>≈</w:t>
+      </w:r>
+      <w:r>
+        <w:rPr>
+          <w:b/>
+          <w:bCs/>
+          <w:lang w:val="de-DE"/>
+        </w:rPr>
+        <w:t xml:space="preserve"> </w:t>
+      </w:r>
+      <w:r>
+        <w:rPr>
+          <w:b/>
+          <w:bCs/>
+          <w:lang w:val="de-DE"/>
+        </w:rPr>
+        <w:t>0,8 </w:t>
+      </w:r>
+      <w:proofErr w:type="spellStart"/>
+      <w:r>
+        <w:rPr>
+          <w:b/>
+          <w:bCs/>
+          <w:lang w:val="de-DE"/>
+        </w:rPr>
+        <w:t>bit</w:t>
+      </w:r>
+      <w:proofErr w:type="spellEnd"/>
+      <w:r>
+        <w:rPr>
+          <w:b/>
+          <w:bCs/>
+          <w:lang w:val="de-DE"/>
+        </w:rPr>
+        <w:t>/s.</w:t>
+      </w:r>
+    </w:p>
+    <w:p>
+      <w:r>
+        <w:t>Der Bierdeckel-Telegraf würde damit eine Datenübertragungsgeschwindigkeit von ungefähr 0,8 bit pro Sekundeerreichen.</w:t>
+      </w:r>
+    </w:p>
+    <w:p>
+      <w:pPr>
+        <w:rPr>
+          <w:lang w:val="en-CH"/>
+        </w:rPr>
+      </w:pPr>
+    </w:p>
     <w:p/>
     <w:p/>
     <w:sectPr>
@@ -921,16 +1203,16 @@
     <w:lsdException w:name="Unresolved Mention" w:semiHidden="1" w:unhideWhenUsed="1"/>
     <w:lsdException w:name="Smart Link" w:semiHidden="1" w:unhideWhenUsed="1"/>
   </w:latentStyles>
-  <w:style w:type="paragraph" w:default="1" w:styleId="Standard">
+  <w:style w:type="paragraph" w:default="1" w:styleId="Normal">
     <w:name w:val="Normal"/>
     <w:qFormat/>
     <w:rsid w:val="00EA584B"/>
   </w:style>
-  <w:style w:type="paragraph" w:styleId="berschrift1">
+  <w:style w:type="paragraph" w:styleId="Heading1">
     <w:name w:val="heading 1"/>
-    <w:basedOn w:val="Standard"/>
-    <w:next w:val="Standard"/>
-    <w:link w:val="berschrift1Zchn"/>
+    <w:basedOn w:val="Normal"/>
+    <w:next w:val="Normal"/>
+    <w:link w:val="Heading1Char"/>
     <w:uiPriority w:val="9"/>
     <w:qFormat/>
     <w:rsid w:val="00923913"/>
@@ -947,11 +1229,11 @@
       <w:szCs w:val="36"/>
     </w:rPr>
   </w:style>
-  <w:style w:type="paragraph" w:styleId="berschrift2">
+  <w:style w:type="paragraph" w:styleId="Heading2">
     <w:name w:val="heading 2"/>
-    <w:basedOn w:val="Standard"/>
-    <w:next w:val="Standard"/>
-    <w:link w:val="berschrift2Zchn"/>
+    <w:basedOn w:val="Normal"/>
+    <w:next w:val="Normal"/>
+    <w:link w:val="Heading2Char"/>
     <w:uiPriority w:val="9"/>
     <w:semiHidden/>
     <w:unhideWhenUsed/>
@@ -970,11 +1252,11 @@
       <w:szCs w:val="29"/>
     </w:rPr>
   </w:style>
-  <w:style w:type="paragraph" w:styleId="berschrift3">
+  <w:style w:type="paragraph" w:styleId="Heading3">
     <w:name w:val="heading 3"/>
-    <w:basedOn w:val="Standard"/>
-    <w:next w:val="Standard"/>
-    <w:link w:val="berschrift3Zchn"/>
+    <w:basedOn w:val="Normal"/>
+    <w:next w:val="Normal"/>
+    <w:link w:val="Heading3Char"/>
     <w:uiPriority w:val="9"/>
     <w:semiHidden/>
     <w:unhideWhenUsed/>
@@ -993,11 +1275,11 @@
       <w:szCs w:val="25"/>
     </w:rPr>
   </w:style>
-  <w:style w:type="paragraph" w:styleId="berschrift4">
+  <w:style w:type="paragraph" w:styleId="Heading4">
     <w:name w:val="heading 4"/>
-    <w:basedOn w:val="Standard"/>
-    <w:next w:val="Standard"/>
-    <w:link w:val="berschrift4Zchn"/>
+    <w:basedOn w:val="Normal"/>
+    <w:next w:val="Normal"/>
+    <w:link w:val="Heading4Char"/>
     <w:uiPriority w:val="9"/>
     <w:semiHidden/>
     <w:unhideWhenUsed/>
@@ -1016,11 +1298,11 @@
       <w:color w:val="0F4761" w:themeColor="accent1" w:themeShade="BF"/>
     </w:rPr>
   </w:style>
-  <w:style w:type="paragraph" w:styleId="berschrift5">
+  <w:style w:type="paragraph" w:styleId="Heading5">
     <w:name w:val="heading 5"/>
-    <w:basedOn w:val="Standard"/>
-    <w:next w:val="Standard"/>
-    <w:link w:val="berschrift5Zchn"/>
+    <w:basedOn w:val="Normal"/>
+    <w:next w:val="Normal"/>
+    <w:link w:val="Heading5Char"/>
     <w:uiPriority w:val="9"/>
     <w:semiHidden/>
     <w:unhideWhenUsed/>
@@ -1037,11 +1319,11 @@
       <w:color w:val="0F4761" w:themeColor="accent1" w:themeShade="BF"/>
     </w:rPr>
   </w:style>
-  <w:style w:type="paragraph" w:styleId="berschrift6">
+  <w:style w:type="paragraph" w:styleId="Heading6">
     <w:name w:val="heading 6"/>
-    <w:basedOn w:val="Standard"/>
-    <w:next w:val="Standard"/>
-    <w:link w:val="berschrift6Zchn"/>
+    <w:basedOn w:val="Normal"/>
+    <w:next w:val="Normal"/>
+    <w:link w:val="Heading6Char"/>
     <w:uiPriority w:val="9"/>
     <w:semiHidden/>
     <w:unhideWhenUsed/>
@@ -1060,11 +1342,11 @@
       <w:color w:val="595959" w:themeColor="text1" w:themeTint="A6"/>
     </w:rPr>
   </w:style>
-  <w:style w:type="paragraph" w:styleId="berschrift7">
+  <w:style w:type="paragraph" w:styleId="Heading7">
     <w:name w:val="heading 7"/>
-    <w:basedOn w:val="Standard"/>
-    <w:next w:val="Standard"/>
-    <w:link w:val="berschrift7Zchn"/>
+    <w:basedOn w:val="Normal"/>
+    <w:next w:val="Normal"/>
+    <w:link w:val="Heading7Char"/>
     <w:uiPriority w:val="9"/>
     <w:semiHidden/>
     <w:unhideWhenUsed/>
@@ -1081,11 +1363,11 @@
       <w:color w:val="595959" w:themeColor="text1" w:themeTint="A6"/>
     </w:rPr>
   </w:style>
-  <w:style w:type="paragraph" w:styleId="berschrift8">
+  <w:style w:type="paragraph" w:styleId="Heading8">
     <w:name w:val="heading 8"/>
-    <w:basedOn w:val="Standard"/>
-    <w:next w:val="Standard"/>
-    <w:link w:val="berschrift8Zchn"/>
+    <w:basedOn w:val="Normal"/>
+    <w:next w:val="Normal"/>
+    <w:link w:val="Heading8Char"/>
     <w:uiPriority w:val="9"/>
     <w:semiHidden/>
     <w:unhideWhenUsed/>
@@ -1104,11 +1386,11 @@
       <w:color w:val="272727" w:themeColor="text1" w:themeTint="D8"/>
     </w:rPr>
   </w:style>
-  <w:style w:type="paragraph" w:styleId="berschrift9">
+  <w:style w:type="paragraph" w:styleId="Heading9">
     <w:name w:val="heading 9"/>
-    <w:basedOn w:val="Standard"/>
-    <w:next w:val="Standard"/>
-    <w:link w:val="berschrift9Zchn"/>
+    <w:basedOn w:val="Normal"/>
+    <w:next w:val="Normal"/>
+    <w:link w:val="Heading9Char"/>
     <w:uiPriority w:val="9"/>
     <w:semiHidden/>
     <w:unhideWhenUsed/>
@@ -1125,13 +1407,13 @@
       <w:color w:val="272727" w:themeColor="text1" w:themeTint="D8"/>
     </w:rPr>
   </w:style>
-  <w:style w:type="character" w:default="1" w:styleId="Absatz-Standardschriftart">
+  <w:style w:type="character" w:default="1" w:styleId="DefaultParagraphFont">
     <w:name w:val="Default Paragraph Font"/>
     <w:uiPriority w:val="1"/>
     <w:semiHidden/>
     <w:unhideWhenUsed/>
   </w:style>
-  <w:style w:type="table" w:default="1" w:styleId="NormaleTabelle">
+  <w:style w:type="table" w:default="1" w:styleId="TableNormal">
     <w:name w:val="Normal Table"/>
     <w:uiPriority w:val="99"/>
     <w:semiHidden/>
@@ -1146,16 +1428,16 @@
       </w:tblCellMar>
     </w:tblPr>
   </w:style>
-  <w:style w:type="numbering" w:default="1" w:styleId="KeineListe">
+  <w:style w:type="numbering" w:default="1" w:styleId="NoList">
     <w:name w:val="No List"/>
     <w:uiPriority w:val="99"/>
     <w:semiHidden/>
     <w:unhideWhenUsed/>
   </w:style>
-  <w:style w:type="character" w:customStyle="1" w:styleId="berschrift1Zchn">
-    <w:name w:val="Überschrift 1 Zchn"/>
-    <w:basedOn w:val="Absatz-Standardschriftart"/>
-    <w:link w:val="berschrift1"/>
+  <w:style w:type="character" w:customStyle="1" w:styleId="Heading1Char">
+    <w:name w:val="Heading 1 Char"/>
+    <w:basedOn w:val="DefaultParagraphFont"/>
+    <w:link w:val="Heading1"/>
     <w:uiPriority w:val="9"/>
     <w:rsid w:val="00923913"/>
     <w:rPr>
@@ -1165,10 +1447,10 @@
       <w:szCs w:val="36"/>
     </w:rPr>
   </w:style>
-  <w:style w:type="character" w:customStyle="1" w:styleId="berschrift2Zchn">
-    <w:name w:val="Überschrift 2 Zchn"/>
-    <w:basedOn w:val="Absatz-Standardschriftart"/>
-    <w:link w:val="berschrift2"/>
+  <w:style w:type="character" w:customStyle="1" w:styleId="Heading2Char">
+    <w:name w:val="Heading 2 Char"/>
+    <w:basedOn w:val="DefaultParagraphFont"/>
+    <w:link w:val="Heading2"/>
     <w:uiPriority w:val="9"/>
     <w:semiHidden/>
     <w:rsid w:val="00923913"/>
@@ -1179,10 +1461,10 @@
       <w:szCs w:val="29"/>
     </w:rPr>
   </w:style>
-  <w:style w:type="character" w:customStyle="1" w:styleId="berschrift3Zchn">
-    <w:name w:val="Überschrift 3 Zchn"/>
-    <w:basedOn w:val="Absatz-Standardschriftart"/>
-    <w:link w:val="berschrift3"/>
+  <w:style w:type="character" w:customStyle="1" w:styleId="Heading3Char">
+    <w:name w:val="Heading 3 Char"/>
+    <w:basedOn w:val="DefaultParagraphFont"/>
+    <w:link w:val="Heading3"/>
     <w:uiPriority w:val="9"/>
     <w:semiHidden/>
     <w:rsid w:val="00923913"/>
@@ -1193,10 +1475,10 @@
       <w:szCs w:val="25"/>
     </w:rPr>
   </w:style>
-  <w:style w:type="character" w:customStyle="1" w:styleId="berschrift4Zchn">
-    <w:name w:val="Überschrift 4 Zchn"/>
-    <w:basedOn w:val="Absatz-Standardschriftart"/>
-    <w:link w:val="berschrift4"/>
+  <w:style w:type="character" w:customStyle="1" w:styleId="Heading4Char">
+    <w:name w:val="Heading 4 Char"/>
+    <w:basedOn w:val="DefaultParagraphFont"/>
+    <w:link w:val="Heading4"/>
     <w:uiPriority w:val="9"/>
     <w:semiHidden/>
     <w:rsid w:val="00923913"/>
@@ -1207,10 +1489,10 @@
       <w:color w:val="0F4761" w:themeColor="accent1" w:themeShade="BF"/>
     </w:rPr>
   </w:style>
-  <w:style w:type="character" w:customStyle="1" w:styleId="berschrift5Zchn">
-    <w:name w:val="Überschrift 5 Zchn"/>
-    <w:basedOn w:val="Absatz-Standardschriftart"/>
-    <w:link w:val="berschrift5"/>
+  <w:style w:type="character" w:customStyle="1" w:styleId="Heading5Char">
+    <w:name w:val="Heading 5 Char"/>
+    <w:basedOn w:val="DefaultParagraphFont"/>
+    <w:link w:val="Heading5"/>
     <w:uiPriority w:val="9"/>
     <w:semiHidden/>
     <w:rsid w:val="00923913"/>
@@ -1219,10 +1501,10 @@
       <w:color w:val="0F4761" w:themeColor="accent1" w:themeShade="BF"/>
     </w:rPr>
   </w:style>
-  <w:style w:type="character" w:customStyle="1" w:styleId="berschrift6Zchn">
-    <w:name w:val="Überschrift 6 Zchn"/>
-    <w:basedOn w:val="Absatz-Standardschriftart"/>
-    <w:link w:val="berschrift6"/>
+  <w:style w:type="character" w:customStyle="1" w:styleId="Heading6Char">
+    <w:name w:val="Heading 6 Char"/>
+    <w:basedOn w:val="DefaultParagraphFont"/>
+    <w:link w:val="Heading6"/>
     <w:uiPriority w:val="9"/>
     <w:semiHidden/>
     <w:rsid w:val="00923913"/>
@@ -1233,10 +1515,10 @@
       <w:color w:val="595959" w:themeColor="text1" w:themeTint="A6"/>
     </w:rPr>
   </w:style>
-  <w:style w:type="character" w:customStyle="1" w:styleId="berschrift7Zchn">
-    <w:name w:val="Überschrift 7 Zchn"/>
-    <w:basedOn w:val="Absatz-Standardschriftart"/>
-    <w:link w:val="berschrift7"/>
+  <w:style w:type="character" w:customStyle="1" w:styleId="Heading7Char">
+    <w:name w:val="Heading 7 Char"/>
+    <w:basedOn w:val="DefaultParagraphFont"/>
+    <w:link w:val="Heading7"/>
     <w:uiPriority w:val="9"/>
     <w:semiHidden/>
     <w:rsid w:val="00923913"/>
@@ -1245,10 +1527,10 @@
       <w:color w:val="595959" w:themeColor="text1" w:themeTint="A6"/>
     </w:rPr>
   </w:style>
-  <w:style w:type="character" w:customStyle="1" w:styleId="berschrift8Zchn">
-    <w:name w:val="Überschrift 8 Zchn"/>
-    <w:basedOn w:val="Absatz-Standardschriftart"/>
-    <w:link w:val="berschrift8"/>
+  <w:style w:type="character" w:customStyle="1" w:styleId="Heading8Char">
+    <w:name w:val="Heading 8 Char"/>
+    <w:basedOn w:val="DefaultParagraphFont"/>
+    <w:link w:val="Heading8"/>
     <w:uiPriority w:val="9"/>
     <w:semiHidden/>
     <w:rsid w:val="00923913"/>
@@ -1259,10 +1541,10 @@
       <w:color w:val="272727" w:themeColor="text1" w:themeTint="D8"/>
     </w:rPr>
   </w:style>
-  <w:style w:type="character" w:customStyle="1" w:styleId="berschrift9Zchn">
-    <w:name w:val="Überschrift 9 Zchn"/>
-    <w:basedOn w:val="Absatz-Standardschriftart"/>
-    <w:link w:val="berschrift9"/>
+  <w:style w:type="character" w:customStyle="1" w:styleId="Heading9Char">
+    <w:name w:val="Heading 9 Char"/>
+    <w:basedOn w:val="DefaultParagraphFont"/>
+    <w:link w:val="Heading9"/>
     <w:uiPriority w:val="9"/>
     <w:semiHidden/>
     <w:rsid w:val="00923913"/>
@@ -1271,11 +1553,11 @@
       <w:color w:val="272727" w:themeColor="text1" w:themeTint="D8"/>
     </w:rPr>
   </w:style>
-  <w:style w:type="paragraph" w:styleId="Titel">
+  <w:style w:type="paragraph" w:styleId="Title">
     <w:name w:val="Title"/>
-    <w:basedOn w:val="Standard"/>
-    <w:next w:val="Standard"/>
-    <w:link w:val="TitelZchn"/>
+    <w:basedOn w:val="Normal"/>
+    <w:next w:val="Normal"/>
+    <w:link w:val="TitleChar"/>
     <w:uiPriority w:val="10"/>
     <w:qFormat/>
     <w:rsid w:val="00923913"/>
@@ -1291,10 +1573,10 @@
       <w:szCs w:val="50"/>
     </w:rPr>
   </w:style>
-  <w:style w:type="character" w:customStyle="1" w:styleId="TitelZchn">
-    <w:name w:val="Titel Zchn"/>
-    <w:basedOn w:val="Absatz-Standardschriftart"/>
-    <w:link w:val="Titel"/>
+  <w:style w:type="character" w:customStyle="1" w:styleId="TitleChar">
+    <w:name w:val="Title Char"/>
+    <w:basedOn w:val="DefaultParagraphFont"/>
+    <w:link w:val="Title"/>
     <w:uiPriority w:val="10"/>
     <w:rsid w:val="00923913"/>
     <w:rPr>
@@ -1305,11 +1587,11 @@
       <w:szCs w:val="50"/>
     </w:rPr>
   </w:style>
-  <w:style w:type="paragraph" w:styleId="Untertitel">
+  <w:style w:type="paragraph" w:styleId="Subtitle">
     <w:name w:val="Subtitle"/>
-    <w:basedOn w:val="Standard"/>
-    <w:next w:val="Standard"/>
-    <w:link w:val="UntertitelZchn"/>
+    <w:basedOn w:val="Normal"/>
+    <w:next w:val="Normal"/>
+    <w:link w:val="SubtitleChar"/>
     <w:uiPriority w:val="11"/>
     <w:qFormat/>
     <w:rsid w:val="00923913"/>
@@ -1326,10 +1608,10 @@
       <w:szCs w:val="25"/>
     </w:rPr>
   </w:style>
-  <w:style w:type="character" w:customStyle="1" w:styleId="UntertitelZchn">
-    <w:name w:val="Untertitel Zchn"/>
-    <w:basedOn w:val="Absatz-Standardschriftart"/>
-    <w:link w:val="Untertitel"/>
+  <w:style w:type="character" w:customStyle="1" w:styleId="SubtitleChar">
+    <w:name w:val="Subtitle Char"/>
+    <w:basedOn w:val="DefaultParagraphFont"/>
+    <w:link w:val="Subtitle"/>
     <w:uiPriority w:val="11"/>
     <w:rsid w:val="00923913"/>
     <w:rPr>
@@ -1340,11 +1622,11 @@
       <w:szCs w:val="25"/>
     </w:rPr>
   </w:style>
-  <w:style w:type="paragraph" w:styleId="Zitat">
+  <w:style w:type="paragraph" w:styleId="Quote">
     <w:name w:val="Quote"/>
-    <w:basedOn w:val="Standard"/>
-    <w:next w:val="Standard"/>
-    <w:link w:val="ZitatZchn"/>
+    <w:basedOn w:val="Normal"/>
+    <w:next w:val="Normal"/>
+    <w:link w:val="QuoteChar"/>
     <w:uiPriority w:val="29"/>
     <w:qFormat/>
     <w:rsid w:val="00923913"/>
@@ -1358,10 +1640,10 @@
       <w:color w:val="404040" w:themeColor="text1" w:themeTint="BF"/>
     </w:rPr>
   </w:style>
-  <w:style w:type="character" w:customStyle="1" w:styleId="ZitatZchn">
-    <w:name w:val="Zitat Zchn"/>
-    <w:basedOn w:val="Absatz-Standardschriftart"/>
-    <w:link w:val="Zitat"/>
+  <w:style w:type="character" w:customStyle="1" w:styleId="QuoteChar">
+    <w:name w:val="Quote Char"/>
+    <w:basedOn w:val="DefaultParagraphFont"/>
+    <w:link w:val="Quote"/>
     <w:uiPriority w:val="29"/>
     <w:rsid w:val="00923913"/>
     <w:rPr>
@@ -1370,9 +1652,9 @@
       <w:color w:val="404040" w:themeColor="text1" w:themeTint="BF"/>
     </w:rPr>
   </w:style>
-  <w:style w:type="paragraph" w:styleId="Listenabsatz">
+  <w:style w:type="paragraph" w:styleId="ListParagraph">
     <w:name w:val="List Paragraph"/>
-    <w:basedOn w:val="Standard"/>
+    <w:basedOn w:val="Normal"/>
     <w:uiPriority w:val="34"/>
     <w:qFormat/>
     <w:rsid w:val="00923913"/>
@@ -1381,9 +1663,9 @@
       <w:contextualSpacing/>
     </w:pPr>
   </w:style>
-  <w:style w:type="character" w:styleId="IntensiveHervorhebung">
+  <w:style w:type="character" w:styleId="IntenseEmphasis">
     <w:name w:val="Intense Emphasis"/>
-    <w:basedOn w:val="Absatz-Standardschriftart"/>
+    <w:basedOn w:val="DefaultParagraphFont"/>
     <w:uiPriority w:val="21"/>
     <w:qFormat/>
     <w:rsid w:val="00923913"/>
@@ -1393,11 +1675,11 @@
       <w:color w:val="0F4761" w:themeColor="accent1" w:themeShade="BF"/>
     </w:rPr>
   </w:style>
-  <w:style w:type="paragraph" w:styleId="IntensivesZitat">
+  <w:style w:type="paragraph" w:styleId="IntenseQuote">
     <w:name w:val="Intense Quote"/>
-    <w:basedOn w:val="Standard"/>
-    <w:next w:val="Standard"/>
-    <w:link w:val="IntensivesZitatZchn"/>
+    <w:basedOn w:val="Normal"/>
+    <w:next w:val="Normal"/>
+    <w:link w:val="IntenseQuoteChar"/>
     <w:uiPriority w:val="30"/>
     <w:qFormat/>
     <w:rsid w:val="00923913"/>
@@ -1416,10 +1698,10 @@
       <w:color w:val="0F4761" w:themeColor="accent1" w:themeShade="BF"/>
     </w:rPr>
   </w:style>
-  <w:style w:type="character" w:customStyle="1" w:styleId="IntensivesZitatZchn">
-    <w:name w:val="Intensives Zitat Zchn"/>
-    <w:basedOn w:val="Absatz-Standardschriftart"/>
-    <w:link w:val="IntensivesZitat"/>
+  <w:style w:type="character" w:customStyle="1" w:styleId="IntenseQuoteChar">
+    <w:name w:val="Intense Quote Char"/>
+    <w:basedOn w:val="DefaultParagraphFont"/>
+    <w:link w:val="IntenseQuote"/>
     <w:uiPriority w:val="30"/>
     <w:rsid w:val="00923913"/>
     <w:rPr>
@@ -1428,9 +1710,9 @@
       <w:color w:val="0F4761" w:themeColor="accent1" w:themeShade="BF"/>
     </w:rPr>
   </w:style>
-  <w:style w:type="character" w:styleId="IntensiverVerweis">
+  <w:style w:type="character" w:styleId="IntenseReference">
     <w:name w:val="Intense Reference"/>
-    <w:basedOn w:val="Absatz-Standardschriftart"/>
+    <w:basedOn w:val="DefaultParagraphFont"/>
     <w:uiPriority w:val="32"/>
     <w:qFormat/>
     <w:rsid w:val="00923913"/>
@@ -1441,6 +1723,85 @@
       <w:color w:val="0F4761" w:themeColor="accent1" w:themeShade="BF"/>
       <w:spacing w:val="5"/>
     </w:rPr>
+  </w:style>
+  <w:style w:type="paragraph" w:styleId="NormalWeb">
+    <w:name w:val="Normal (Web)"/>
+    <w:basedOn w:val="Normal"/>
+    <w:uiPriority w:val="99"/>
+    <w:semiHidden/>
+    <w:unhideWhenUsed/>
+    <w:rsid w:val="0042505D"/>
+    <w:pPr>
+      <w:spacing w:before="100" w:beforeAutospacing="1" w:after="100" w:afterAutospacing="1" w:line="240" w:lineRule="auto"/>
+    </w:pPr>
+    <w:rPr>
+      <w:rFonts w:ascii="Times New Roman" w:eastAsia="Times New Roman" w:hAnsi="Times New Roman" w:cs="Times New Roman"/>
+      <w:kern w:val="0"/>
+      <w:szCs w:val="24"/>
+      <w:lang w:val="en-CH" w:eastAsia="en-GB" w:bidi="ar-SA"/>
+      <w14:ligatures w14:val="none"/>
+    </w:rPr>
+  </w:style>
+  <w:style w:type="character" w:customStyle="1" w:styleId="apple-converted-space">
+    <w:name w:val="apple-converted-space"/>
+    <w:basedOn w:val="DefaultParagraphFont"/>
+    <w:rsid w:val="0042505D"/>
+  </w:style>
+  <w:style w:type="character" w:customStyle="1" w:styleId="katex-mathml">
+    <w:name w:val="katex-mathml"/>
+    <w:basedOn w:val="DefaultParagraphFont"/>
+    <w:rsid w:val="0042505D"/>
+  </w:style>
+  <w:style w:type="character" w:customStyle="1" w:styleId="mord">
+    <w:name w:val="mord"/>
+    <w:basedOn w:val="DefaultParagraphFont"/>
+    <w:rsid w:val="0042505D"/>
+  </w:style>
+  <w:style w:type="character" w:customStyle="1" w:styleId="mspace">
+    <w:name w:val="mspace"/>
+    <w:basedOn w:val="DefaultParagraphFont"/>
+    <w:rsid w:val="0042505D"/>
+  </w:style>
+  <w:style w:type="character" w:customStyle="1" w:styleId="mrel">
+    <w:name w:val="mrel"/>
+    <w:basedOn w:val="DefaultParagraphFont"/>
+    <w:rsid w:val="0042505D"/>
+  </w:style>
+  <w:style w:type="character" w:customStyle="1" w:styleId="mpunct">
+    <w:name w:val="mpunct"/>
+    <w:basedOn w:val="DefaultParagraphFont"/>
+    <w:rsid w:val="0042505D"/>
+  </w:style>
+  <w:style w:type="character" w:styleId="Strong">
+    <w:name w:val="Strong"/>
+    <w:basedOn w:val="DefaultParagraphFont"/>
+    <w:uiPriority w:val="22"/>
+    <w:qFormat/>
+    <w:rsid w:val="0042505D"/>
+    <w:rPr>
+      <w:b/>
+      <w:bCs/>
+    </w:rPr>
+  </w:style>
+  <w:style w:type="character" w:customStyle="1" w:styleId="mop">
+    <w:name w:val="mop"/>
+    <w:basedOn w:val="DefaultParagraphFont"/>
+    <w:rsid w:val="0042505D"/>
+  </w:style>
+  <w:style w:type="character" w:customStyle="1" w:styleId="vlist-s">
+    <w:name w:val="vlist-s"/>
+    <w:basedOn w:val="DefaultParagraphFont"/>
+    <w:rsid w:val="0042505D"/>
+  </w:style>
+  <w:style w:type="character" w:customStyle="1" w:styleId="mopen">
+    <w:name w:val="mopen"/>
+    <w:basedOn w:val="DefaultParagraphFont"/>
+    <w:rsid w:val="0042505D"/>
+  </w:style>
+  <w:style w:type="character" w:customStyle="1" w:styleId="mclose">
+    <w:name w:val="mclose"/>
+    <w:basedOn w:val="DefaultParagraphFont"/>
+    <w:rsid w:val="0042505D"/>
   </w:style>
 </w:styles>
 </file>
